--- a/blue-light-detection/题目需求理解与分析报告.docx
+++ b/blue-light-detection/题目需求理解与分析报告.docx
@@ -46,7 +46,18 @@
         <w:rPr>
           <w:rFonts w:hint="eastAsia"/>
         </w:rPr>
-        <w:t xml:space="preserve">高速公路卡口、龙门架和隧道监控场景中，高清摄像头会持续采集车辆图像或视频帧。夜间、隧道、雨天和逆光条件下，车灯蓝光、号牌补光、车身反光以及路灯、路牌等环境蓝光会同时出现，人工排查效率低且误判率高。因此，需要结合人工智能目标检测与数字图像处理方法，实现车辆蓝光区域的自动检测、定位和干扰过滤。</w:t>
+        <w:t xml:space="preserve">高速公路卡口、收费站、服务区出入口和隧道监控场景中，高清摄像头需要在低照度、逆光、雨雾和强反射环境下持续采集车辆图像。夜间画面中最容易干扰判断的是车辆前灯、尾灯、号牌补光、车身反光、路面反光、路牌和灯箱等高亮区域。题目中的“蓝光检测”应理解为对车辆相关高亮灯光区域的检测、定位和过滤，而不是简单寻找画面中某种颜色的像素。</w:t>
+      </w:r>
+    </w:p>
+    <w:p>
+      <w:pPr>
+        <w:pStyle w:val="BodyText"/>
+      </w:pPr>
+      <w:r>
+        <w:rPr>
+          <w:rFonts w:hint="eastAsia"/>
+        </w:rPr>
+        <w:t xml:space="preserve">该任务的实际价值在于：先确认画面中的车辆目标，再判断高亮光斑是否属于车辆灯光或车辆相关反射，避免把路灯、屏幕、路面标线、柱体反光等环境亮斑误判为车辆蓝光。这样输出结果既能服务人工复核，也能作为后续交通事件分析、异常灯光识别和低照度车辆感知的基础。</w:t>
       </w:r>
     </w:p>
     <w:bookmarkEnd w:id="20"/>
@@ -74,7 +85,7 @@
         <w:rPr>
           <w:rFonts w:hint="eastAsia"/>
         </w:rPr>
-        <w:t xml:space="preserve">输入：高速公路监控单帧图像或实时视频流。</w:t>
+        <w:t xml:space="preserve">输入：高速公路或道路监控单帧图像；程序接口保留视频逐帧处理能力，但当前作业素材和结果以图片为主。</w:t>
       </w:r>
     </w:p>
     <w:p>
@@ -89,7 +100,7 @@
         <w:rPr>
           <w:rFonts w:hint="eastAsia"/>
         </w:rPr>
-        <w:t xml:space="preserve">输出：带有车辆框、蓝光区域框、蓝光来源标签和统计信息的可视化结果。</w:t>
+        <w:t xml:space="preserve">输出：带有车辆框、车辆蓝光区域框、蓝光来源分类和统计信息的可视化结果图。</w:t>
       </w:r>
     </w:p>
     <w:p>
@@ -104,7 +115,7 @@
         <w:rPr>
           <w:rFonts w:hint="eastAsia"/>
         </w:rPr>
-        <w:t xml:space="preserve">核心目标：识别画面中车辆位置，提取高亮蓝光区域，并判断蓝光是否与车辆相关。</w:t>
+        <w:t xml:space="preserve">核心目标：识别画面中车辆位置，并在车辆区域或由成对车灯反推得到的车辆候选区域内区分车灯蓝光与车辆蓝光反光。</w:t>
       </w:r>
     </w:p>
     <w:p>
@@ -119,7 +130,22 @@
         <w:rPr>
           <w:rFonts w:hint="eastAsia"/>
         </w:rPr>
-        <w:t xml:space="preserve">干扰过滤：过滤路牌、路灯、天空杂光、路面雨水反光等非车辆蓝光。</w:t>
+        <w:t xml:space="preserve">干扰过滤：路牌、路灯、屏幕、地面标线、路面反光和柱体反光作为环境干扰蓝光识别并过滤，不能计为车辆蓝光。</w:t>
+      </w:r>
+    </w:p>
+    <w:p>
+      <w:pPr>
+        <w:pStyle w:val="Compact"/>
+        <w:numPr>
+          <w:ilvl w:val="0"/>
+          <w:numId w:val="1001"/>
+        </w:numPr>
+      </w:pPr>
+      <w:r>
+        <w:rPr>
+          <w:rFonts w:hint="eastAsia"/>
+        </w:rPr>
+        <w:t xml:space="preserve">统计指标：总车辆候选数、蓝光车灯车辆数、蓝光反光车辆数、车辆蓝光区域数。</w:t>
       </w:r>
     </w:p>
     <w:bookmarkEnd w:id="21"/>
@@ -147,7 +173,7 @@
         <w:rPr>
           <w:rFonts w:hint="eastAsia"/>
         </w:rPr>
-        <w:t xml:space="preserve">夜间和隧道场景中图像噪声高、对比度低，车辆边缘模糊。</w:t>
+        <w:t xml:space="preserve">夜间图像中车身边缘弱、噪声高，远处车辆可能只有两个车灯明显可见。</w:t>
       </w:r>
     </w:p>
     <w:p>
@@ -162,7 +188,7 @@
         <w:rPr>
           <w:rFonts w:hint="eastAsia"/>
         </w:rPr>
-        <w:t xml:space="preserve">蓝光既可能来自真实车辆，也可能来自环境反射，单纯颜色阈值容易误检。</w:t>
+        <w:t xml:space="preserve">单纯检测高亮区域会把路灯、灯箱、地面标线和反光柱全部检出，误检严重。</w:t>
       </w:r>
     </w:p>
     <w:p>
@@ -177,7 +203,16 @@
         <w:rPr>
           <w:rFonts w:hint="eastAsia"/>
         </w:rPr>
-        <w:t xml:space="preserve">白天弱蓝光和夜间强蓝光亮度差异大，固定阈值鲁棒性不足。</w:t>
+        <w:t xml:space="preserve">单纯依赖</w:t>
+      </w:r>
+      <w:r>
+        <w:t xml:space="preserve"> YOLO </w:t>
+      </w:r>
+      <w:r>
+        <w:rPr>
+          <w:rFonts w:hint="eastAsia"/>
+        </w:rPr>
+        <w:t xml:space="preserve">车辆框会漏掉远处小车，导致真正开灯车辆无法进入后续蓝光关联。</w:t>
       </w:r>
     </w:p>
     <w:p>
@@ -192,7 +227,7 @@
         <w:rPr>
           <w:rFonts w:hint="eastAsia"/>
         </w:rPr>
-        <w:t xml:space="preserve">多车重叠、远距离小目标和雨天镜面反光会增加目标关联难度。</w:t>
+        <w:t xml:space="preserve">车身、挡风玻璃和号牌区域可能产生车辆蓝光反光，需要与车灯蓝光分开标注，同时区别于环境反光。</w:t>
       </w:r>
     </w:p>
     <w:p>
@@ -207,16 +242,7 @@
         <w:rPr>
           <w:rFonts w:hint="eastAsia"/>
         </w:rPr>
-        <w:t xml:space="preserve">轻量化部署要求算法在普通</w:t>
-      </w:r>
-      <w:r>
-        <w:t xml:space="preserve"> CPU </w:t>
-      </w:r>
-      <w:r>
-        <w:rPr>
-          <w:rFonts w:hint="eastAsia"/>
-        </w:rPr>
-        <w:t xml:space="preserve">或低算力设备上也能运行。</w:t>
+        <w:t xml:space="preserve">多个光源在画面中密集出现时，需要区分成对车灯、环境亮点和路面反射。</w:t>
       </w:r>
     </w:p>
     <w:bookmarkEnd w:id="22"/>
@@ -244,7 +270,7 @@
         <w:rPr>
           <w:rFonts w:hint="eastAsia"/>
         </w:rPr>
-        <w:t xml:space="preserve">图像预处理：去噪、亮度归一化、局部对比度增强。</w:t>
+        <w:t xml:space="preserve">图像预处理：对输入图像进行去噪和局部亮度增强，提高夜间车身与灯光的可见性。</w:t>
       </w:r>
     </w:p>
     <w:p>
@@ -259,16 +285,16 @@
         <w:rPr>
           <w:rFonts w:hint="eastAsia"/>
         </w:rPr>
-        <w:t xml:space="preserve">蓝光特征提取：HSV</w:t>
-      </w:r>
-      <w:r>
-        <w:t xml:space="preserve"> </w:t>
-      </w:r>
-      <w:r>
-        <w:rPr>
-          <w:rFonts w:hint="eastAsia"/>
-        </w:rPr>
-        <w:t xml:space="preserve">色彩空间阈值分割高亮蓝色像素。</w:t>
+        <w:t xml:space="preserve">车辆检测：优先使用</w:t>
+      </w:r>
+      <w:r>
+        <w:t xml:space="preserve"> YOLOv8n </w:t>
+      </w:r>
+      <w:r>
+        <w:rPr>
+          <w:rFonts w:hint="eastAsia"/>
+        </w:rPr>
+        <w:t xml:space="preserve">检测明显车辆，得到基础车辆框。</w:t>
       </w:r>
     </w:p>
     <w:p>
@@ -283,16 +309,7 @@
         <w:rPr>
           <w:rFonts w:hint="eastAsia"/>
         </w:rPr>
-        <w:t xml:space="preserve">车辆目标检测：使用</w:t>
-      </w:r>
-      <w:r>
-        <w:t xml:space="preserve"> YOLOv8n </w:t>
-      </w:r>
-      <w:r>
-        <w:rPr>
-          <w:rFonts w:hint="eastAsia"/>
-        </w:rPr>
-        <w:t xml:space="preserve">等轻量模型检测车辆位置。</w:t>
+        <w:t xml:space="preserve">车灯候选提取：基于亮度分位数、局部背景差分和连通域形态提取小型高亮光斑。</w:t>
       </w:r>
     </w:p>
     <w:p>
@@ -307,10 +324,7 @@
         <w:rPr>
           <w:rFonts w:hint="eastAsia"/>
         </w:rPr>
-        <w:t xml:space="preserve">蓝光关联匹配：计算蓝光区域与车辆检测框的包含比例或</w:t>
-      </w:r>
-      <w:r>
-        <w:t xml:space="preserve"> IoU。</w:t>
+        <w:t xml:space="preserve">远处车辆补检：对近似水平、尺寸相近、间距合理的成对光斑生成车灯车辆候选框。</w:t>
       </w:r>
     </w:p>
     <w:p>
@@ -325,7 +339,7 @@
         <w:rPr>
           <w:rFonts w:hint="eastAsia"/>
         </w:rPr>
-        <w:t xml:space="preserve">蓝光来源判断：根据蓝光区域在车辆框内的相对位置区分左灯、右灯或车身反光。</w:t>
+        <w:t xml:space="preserve">车身结构验证：对由车灯反推的车辆候选框检查暗部比例和边缘结构，过滤地面标线、路面反光和灯箱亮斑。</w:t>
       </w:r>
     </w:p>
     <w:p>
@@ -340,7 +354,25 @@
         <w:rPr>
           <w:rFonts w:hint="eastAsia"/>
         </w:rPr>
-        <w:t xml:space="preserve">结果可视化与统计：输出总车辆数、含蓝光车辆数、蓝光区域数和被过滤干扰数。</w:t>
+        <w:t xml:space="preserve">车辆蓝光关联：在车辆框内部按相对位置区分车灯蓝光和车身/挡风玻璃/号牌反光蓝光；车辆外部高亮区域作为环境干扰过滤。</w:t>
+      </w:r>
+    </w:p>
+    <w:p>
+      <w:pPr>
+        <w:pStyle w:val="Compact"/>
+        <w:numPr>
+          <w:ilvl w:val="0"/>
+          <w:numId w:val="1003"/>
+        </w:numPr>
+      </w:pPr>
+      <w:r>
+        <w:rPr>
+          <w:rFonts w:hint="eastAsia"/>
+        </w:rPr>
+        <w:t xml:space="preserve">可视化与统计：绿色框表示普通车辆，红色框表示蓝光车灯车辆，黄色框表示蓝光反光车辆，蓝色小框表示车辆蓝光区域，并输出</w:t>
+      </w:r>
+      <w:r>
+        <w:t xml:space="preserve"> vehicles、lamp_blue、reflect_blue、blue_regions。</w:t>
       </w:r>
     </w:p>
     <w:bookmarkEnd w:id="23"/>
@@ -368,7 +400,7 @@
         <w:rPr>
           <w:rFonts w:hint="eastAsia"/>
         </w:rPr>
-        <w:t xml:space="preserve">检测正确性：车辆检测框与蓝光区域定位是否准确。</w:t>
+        <w:t xml:space="preserve">车辆优先：所有蓝光结果必须依附于车辆框或通过成对车灯反推得到的车辆候选。</w:t>
       </w:r>
     </w:p>
     <w:p>
@@ -383,7 +415,7 @@
         <w:rPr>
           <w:rFonts w:hint="eastAsia"/>
         </w:rPr>
-        <w:t xml:space="preserve">误检控制：路牌、路灯、路面反光等干扰是否被过滤。</w:t>
+        <w:t xml:space="preserve">车灯正确性：优先检出真正开灯车辆，并用红色框标注蓝光车灯车辆。</w:t>
       </w:r>
     </w:p>
     <w:p>
@@ -398,7 +430,7 @@
         <w:rPr>
           <w:rFonts w:hint="eastAsia"/>
         </w:rPr>
-        <w:t xml:space="preserve">鲁棒性：白天、夜间、隧道、雨天等场景下是否稳定。</w:t>
+        <w:t xml:space="preserve">反光识别：对车身、挡风玻璃、号牌附近的车辆蓝光反光用黄色框标注。</w:t>
       </w:r>
     </w:p>
     <w:p>
@@ -413,7 +445,7 @@
         <w:rPr>
           <w:rFonts w:hint="eastAsia"/>
         </w:rPr>
-        <w:t xml:space="preserve">可解释性：每个判断都有图像处理依据和空间关联依据。</w:t>
+        <w:t xml:space="preserve">干扰控制：路牌、路灯、屏幕、柱体和地面反射应作为环境干扰蓝光过滤。</w:t>
       </w:r>
     </w:p>
     <w:p>
@@ -428,7 +460,31 @@
         <w:rPr>
           <w:rFonts w:hint="eastAsia"/>
         </w:rPr>
-        <w:t xml:space="preserve">运行效率：轻量模型和传统图像处理组合，适合低算力部署。</w:t>
+        <w:t xml:space="preserve">可解释性：每个红框或黄框车辆都应能解释为车辆框内的蓝光区域及其来源类型。</w:t>
+      </w:r>
+    </w:p>
+    <w:p>
+      <w:pPr>
+        <w:pStyle w:val="Compact"/>
+        <w:numPr>
+          <w:ilvl w:val="0"/>
+          <w:numId w:val="1004"/>
+        </w:numPr>
+      </w:pPr>
+      <w:r>
+        <w:rPr>
+          <w:rFonts w:hint="eastAsia"/>
+        </w:rPr>
+        <w:t xml:space="preserve">实用性：算法应能在普通</w:t>
+      </w:r>
+      <w:r>
+        <w:t xml:space="preserve"> CPU </w:t>
+      </w:r>
+      <w:r>
+        <w:rPr>
+          <w:rFonts w:hint="eastAsia"/>
+        </w:rPr>
+        <w:t xml:space="preserve">环境运行，并能对图片批量生成结果。</w:t>
       </w:r>
     </w:p>
     <w:bookmarkEnd w:id="24"/>

--- a/blue-light-detection/题目需求理解与分析报告.docx
+++ b/blue-light-detection/题目需求理解与分析报告.docx
@@ -309,7 +309,7 @@
         <w:rPr>
           <w:rFonts w:hint="eastAsia"/>
         </w:rPr>
-        <w:t xml:space="preserve">车灯候选提取：基于亮度分位数、局部背景差分和连通域形态提取小型高亮光斑。</w:t>
+        <w:t xml:space="preserve">车灯候选提取：基于亮度分位数、局部背景差分和连通域形态提取小型高亮光斑，并定位左右车灯蓝光区域。</w:t>
       </w:r>
     </w:p>
     <w:p>
